--- a/exports/HJ-提案階段確認問題-10主題.docx
+++ b/exports/HJ-提案階段確認問題-10主題.docx
@@ -67,6 +67,14 @@
       </w:r>
     </w:p>
     <w:p>
+      <w:r>
+        <w:rPr>
+          <w:b w:val="0"/>
+        </w:rPr>
+        <w:t>題目不全部做成選擇題；能用現況描述回答的地方，優先用開放問句，選項只作為提示方向。</w:t>
+      </w:r>
+    </w:p>
+    <w:p>
       <w:pPr>
         <w:spacing w:after="160"/>
       </w:pPr>
@@ -94,31 +102,16 @@
         <w:rPr>
           <w:b w:val="0"/>
         </w:rPr>
-        <w:t>客戶同時加入樣品與公版商品時，HJ 希望採用哪一種：</w:t>
+        <w:t>客戶同時加入樣品與公版商品時，HJ 目前希望怎麼處理？</w:t>
       </w:r>
     </w:p>
+    <w:p/>
     <w:p>
-      <w:pPr>
-        <w:ind w:left="360"/>
-      </w:pPr>
       <w:r>
-        <w:t>A. 禁止一起結帳，需分次完成</w:t>
-      </w:r>
-    </w:p>
-    <w:p>
-      <w:pPr>
-        <w:ind w:left="360"/>
-      </w:pPr>
-      <w:r>
-        <w:t>B. 同一頁送出，但系統自動拆成「樣品申請」與「一般訂單」兩筆</w:t>
-      </w:r>
-    </w:p>
-    <w:p>
-      <w:pPr>
-        <w:ind w:left="360"/>
-      </w:pPr>
-      <w:r>
-        <w:t>C. 可一起付款，但後台拆單分開出貨</w:t>
+        <w:rPr>
+          <w:b w:val="0"/>
+        </w:rPr>
+        <w:t>例如：是否需要分開結帳、同一頁送出後由系統拆成「樣品申請」與「一般訂單」、或可一起付款但後台分開出貨。若 HJ 已有既定作業方式，也可以直接說明現況。</w:t>
       </w:r>
     </w:p>
     <w:p>
@@ -251,31 +244,7 @@
         <w:rPr>
           <w:b w:val="0"/>
         </w:rPr>
-        <w:t>HJ 對網站庫存更新的期待是哪一種：</w:t>
-      </w:r>
-    </w:p>
-    <w:p>
-      <w:pPr>
-        <w:ind w:left="360"/>
-      </w:pPr>
-      <w:r>
-        <w:t>A. 秒級即時（凌越改完，網站幾秒內就更新）</w:t>
-      </w:r>
-    </w:p>
-    <w:p>
-      <w:pPr>
-        <w:ind w:left="360"/>
-      </w:pPr>
-      <w:r>
-        <w:t>B. 幾分鐘內，例如 5-10 分鐘</w:t>
-      </w:r>
-    </w:p>
-    <w:p>
-      <w:pPr>
-        <w:ind w:left="360"/>
-      </w:pPr>
-      <w:r>
-        <w:t>C. 平時可有延遲，但客戶結帳前再次確認準確即可</w:t>
+        <w:t>HJ 對網站庫存更新速度的期待是什麼？是否需要接近即時、幾分鐘內更新（例如 5-10 分鐘），或只要客戶結帳前再次確認準確即可？</w:t>
       </w:r>
     </w:p>
     <w:p/>
@@ -284,7 +253,7 @@
         <w:rPr>
           <w:b w:val="0"/>
         </w:rPr>
-        <w:t>不同方案的開發成本與技術風險差異較大，建議選擇前先了解三種對應的實作方式。</w:t>
+        <w:t>不同期待會影響開發成本與技術風險，若 HJ 還沒有明確要求，也可以先描述目前可接受的延遲範圍。</w:t>
       </w:r>
     </w:p>
     <w:p>
@@ -435,31 +404,16 @@
         <w:rPr>
           <w:b w:val="0"/>
         </w:rPr>
-        <w:t>退貨退款時，目前的處理方式是哪一種：</w:t>
+        <w:t>退貨退款時，HJ 目前的處理流程是什麼？哪些動作由會計人工處理，哪些希望未來由系統連動？</w:t>
       </w:r>
     </w:p>
+    <w:p/>
     <w:p>
-      <w:pPr>
-        <w:ind w:left="360"/>
-      </w:pPr>
       <w:r>
-        <w:t>A. 全部由會計人工處理（信用卡退刷、匯款退款、發票作廢分開做）</w:t>
-      </w:r>
-    </w:p>
-    <w:p>
-      <w:pPr>
-        <w:ind w:left="360"/>
-      </w:pPr>
-      <w:r>
-        <w:t>B. 希望系統連動（網站申請 → 自動退刷 → 自動作廢發票 → 自動更新凌越）</w:t>
-      </w:r>
-    </w:p>
-    <w:p>
-      <w:pPr>
-        <w:ind w:left="360"/>
-      </w:pPr>
-      <w:r>
-        <w:t>C. 混合（部分連動、部分人工）</w:t>
+        <w:rPr>
+          <w:b w:val="0"/>
+        </w:rPr>
+        <w:t>可一併說明信用卡退刷、匯款退款、發票作廢、凌越銷退或訂單狀態更新目前各由誰處理。</w:t>
       </w:r>
     </w:p>
     <w:p>
